--- a/backend/app/services/doc_engine/templates/en/remand.docx
+++ b/backend/app/services/doc_engine/templates/en/remand.docx
@@ -60,29 +60,8 @@
         </w:rPr>
         <w:t xml:space="preserve">Reference: </w:t>
       </w:r>
-      <w:proofErr w:type="gramStart"/>
       <w:r>
-        <w:t xml:space="preserve">{{ </w:t>
-      </w:r>
-      <w:proofErr w:type="spellStart"/>
-      <w:r>
-        <w:t>case</w:t>
-      </w:r>
-      <w:proofErr w:type="gramEnd"/>
-      <w:r>
-        <w:t>.case_</w:t>
-      </w:r>
-      <w:proofErr w:type="gramStart"/>
-      <w:r>
-        <w:t>number</w:t>
-      </w:r>
-      <w:proofErr w:type="spellEnd"/>
-      <w:r>
-        <w:t xml:space="preserve"> }}/</w:t>
-      </w:r>
-      <w:proofErr w:type="gramEnd"/>
-      <w:r>
-        <w:t>REMAND</w:t>
+        <w:t>{{ case.case_number }}/REMAND</w:t>
       </w:r>
     </w:p>
     <w:tbl>
@@ -117,21 +96,8 @@
             <w:tcW w:w="2493" w:type="dxa"/>
           </w:tcPr>
           <w:p>
-            <w:proofErr w:type="gramStart"/>
             <w:r>
-              <w:t xml:space="preserve">{{ </w:t>
-            </w:r>
-            <w:proofErr w:type="spellStart"/>
-            <w:r>
-              <w:t>case</w:t>
-            </w:r>
-            <w:proofErr w:type="gramEnd"/>
-            <w:r>
-              <w:t>.police_station</w:t>
-            </w:r>
-            <w:proofErr w:type="spellEnd"/>
-            <w:r>
-              <w:t xml:space="preserve"> }}</w:t>
+              <w:t>{{ case.police_station }}</w:t>
             </w:r>
           </w:p>
         </w:tc>
@@ -150,21 +116,8 @@
             <w:tcW w:w="2493" w:type="dxa"/>
           </w:tcPr>
           <w:p>
-            <w:proofErr w:type="gramStart"/>
             <w:r>
-              <w:t xml:space="preserve">{{ </w:t>
-            </w:r>
-            <w:proofErr w:type="spellStart"/>
-            <w:r>
-              <w:t>case</w:t>
-            </w:r>
-            <w:proofErr w:type="gramEnd"/>
-            <w:r>
-              <w:t>.court_name</w:t>
-            </w:r>
-            <w:proofErr w:type="spellEnd"/>
-            <w:r>
-              <w:t xml:space="preserve"> }}</w:t>
+              <w:t>{{ case.court_name }}</w:t>
             </w:r>
           </w:p>
         </w:tc>
@@ -188,21 +141,8 @@
             <w:tcW w:w="2493" w:type="dxa"/>
           </w:tcPr>
           <w:p>
-            <w:proofErr w:type="gramStart"/>
             <w:r>
-              <w:t xml:space="preserve">{{ </w:t>
-            </w:r>
-            <w:proofErr w:type="spellStart"/>
-            <w:r>
-              <w:t>case</w:t>
-            </w:r>
-            <w:proofErr w:type="gramEnd"/>
-            <w:r>
-              <w:t>.case_number</w:t>
-            </w:r>
-            <w:proofErr w:type="spellEnd"/>
-            <w:r>
-              <w:t xml:space="preserve"> }}</w:t>
+              <w:t>{{ case.case_number }}</w:t>
             </w:r>
           </w:p>
         </w:tc>
@@ -221,37 +161,8 @@
             <w:tcW w:w="2493" w:type="dxa"/>
           </w:tcPr>
           <w:p>
-            <w:proofErr w:type="gramStart"/>
             <w:r>
-              <w:t xml:space="preserve">{{ </w:t>
-            </w:r>
-            <w:proofErr w:type="spellStart"/>
-            <w:r>
-              <w:t>case.fir</w:t>
-            </w:r>
-            <w:proofErr w:type="gramEnd"/>
-            <w:r>
-              <w:t>_</w:t>
-            </w:r>
-            <w:proofErr w:type="gramStart"/>
-            <w:r>
-              <w:t>no</w:t>
-            </w:r>
-            <w:proofErr w:type="spellEnd"/>
-            <w:r>
-              <w:t xml:space="preserve"> }}/{{ </w:t>
-            </w:r>
-            <w:proofErr w:type="spellStart"/>
-            <w:r>
-              <w:t>case.fir</w:t>
-            </w:r>
-            <w:proofErr w:type="gramEnd"/>
-            <w:r>
-              <w:t>_year</w:t>
-            </w:r>
-            <w:proofErr w:type="spellEnd"/>
-            <w:r>
-              <w:t xml:space="preserve"> }}</w:t>
+              <w:t>{{ case.fir_no }}/{{ case.fir_year }}</w:t>
             </w:r>
           </w:p>
         </w:tc>
@@ -275,21 +186,8 @@
             <w:tcW w:w="2493" w:type="dxa"/>
           </w:tcPr>
           <w:p>
-            <w:proofErr w:type="gramStart"/>
             <w:r>
-              <w:t xml:space="preserve">{{ </w:t>
-            </w:r>
-            <w:proofErr w:type="spellStart"/>
-            <w:r>
-              <w:t>complaint</w:t>
-            </w:r>
-            <w:proofErr w:type="gramEnd"/>
-            <w:r>
-              <w:t>.crime_category</w:t>
-            </w:r>
-            <w:proofErr w:type="spellEnd"/>
-            <w:r>
-              <w:t xml:space="preserve"> }}</w:t>
+              <w:t>{{ complaint.crime_category }}</w:t>
             </w:r>
           </w:p>
         </w:tc>
@@ -308,21 +206,8 @@
             <w:tcW w:w="2493" w:type="dxa"/>
           </w:tcPr>
           <w:p>
-            <w:proofErr w:type="gramStart"/>
             <w:r>
-              <w:t xml:space="preserve">{{ </w:t>
-            </w:r>
-            <w:proofErr w:type="spellStart"/>
-            <w:r>
-              <w:t>case</w:t>
-            </w:r>
-            <w:proofErr w:type="gramEnd"/>
-            <w:r>
-              <w:t>.current_stage</w:t>
-            </w:r>
-            <w:proofErr w:type="spellEnd"/>
-            <w:r>
-              <w:t xml:space="preserve"> }}</w:t>
+              <w:t>{{ case.current_stage }}</w:t>
             </w:r>
           </w:p>
         </w:tc>
@@ -346,13 +231,8 @@
             <w:tcW w:w="2493" w:type="dxa"/>
           </w:tcPr>
           <w:p>
-            <w:proofErr w:type="gramStart"/>
             <w:r>
-              <w:t>{{ officer.name</w:t>
-            </w:r>
-            <w:proofErr w:type="gramEnd"/>
-            <w:r>
-              <w:t xml:space="preserve"> }}</w:t>
+              <w:t>{{ officer.name }}</w:t>
             </w:r>
           </w:p>
         </w:tc>
@@ -371,21 +251,8 @@
             <w:tcW w:w="2493" w:type="dxa"/>
           </w:tcPr>
           <w:p>
-            <w:proofErr w:type="gramStart"/>
             <w:r>
-              <w:t xml:space="preserve">{{ </w:t>
-            </w:r>
-            <w:proofErr w:type="spellStart"/>
-            <w:r>
-              <w:t>officer</w:t>
-            </w:r>
-            <w:proofErr w:type="gramEnd"/>
-            <w:r>
-              <w:t>.rank</w:t>
-            </w:r>
-            <w:proofErr w:type="spellEnd"/>
-            <w:r>
-              <w:t xml:space="preserve"> }}</w:t>
+              <w:t>{{ officer.rank }}</w:t>
             </w:r>
           </w:p>
         </w:tc>
@@ -409,21 +276,8 @@
             <w:tcW w:w="2493" w:type="dxa"/>
           </w:tcPr>
           <w:p>
-            <w:proofErr w:type="gramStart"/>
             <w:r>
-              <w:t xml:space="preserve">{{ </w:t>
-            </w:r>
-            <w:proofErr w:type="spellStart"/>
-            <w:r>
-              <w:t>generated</w:t>
-            </w:r>
-            <w:proofErr w:type="gramEnd"/>
-            <w:r>
-              <w:t>_at</w:t>
-            </w:r>
-            <w:proofErr w:type="spellEnd"/>
-            <w:r>
-              <w:t xml:space="preserve"> }}</w:t>
+              <w:t>{{ generated_at }}</w:t>
             </w:r>
           </w:p>
         </w:tc>
@@ -442,21 +296,8 @@
             <w:tcW w:w="2493" w:type="dxa"/>
           </w:tcPr>
           <w:p>
-            <w:proofErr w:type="gramStart"/>
             <w:r>
-              <w:t xml:space="preserve">{{ </w:t>
-            </w:r>
-            <w:proofErr w:type="spellStart"/>
-            <w:r>
-              <w:t>generated</w:t>
-            </w:r>
-            <w:proofErr w:type="gramEnd"/>
-            <w:r>
-              <w:t>_time</w:t>
-            </w:r>
-            <w:proofErr w:type="spellEnd"/>
-            <w:r>
-              <w:t xml:space="preserve"> }}</w:t>
+              <w:t>{{ generated_time }}</w:t>
             </w:r>
           </w:p>
         </w:tc>
@@ -512,14 +353,14 @@
         <w:tblLook w:val="04A0" w:firstRow="1" w:lastRow="0" w:firstColumn="1" w:lastColumn="0" w:noHBand="0" w:noVBand="1"/>
       </w:tblPr>
       <w:tblGrid>
-        <w:gridCol w:w="870"/>
-        <w:gridCol w:w="1040"/>
-        <w:gridCol w:w="988"/>
-        <w:gridCol w:w="920"/>
-        <w:gridCol w:w="1125"/>
-        <w:gridCol w:w="1654"/>
-        <w:gridCol w:w="1612"/>
-        <w:gridCol w:w="1979"/>
+        <w:gridCol w:w="848"/>
+        <w:gridCol w:w="1293"/>
+        <w:gridCol w:w="963"/>
+        <w:gridCol w:w="897"/>
+        <w:gridCol w:w="1095"/>
+        <w:gridCol w:w="1606"/>
+        <w:gridCol w:w="1566"/>
+        <w:gridCol w:w="1920"/>
       </w:tblGrid>
       <w:tr>
         <w:tc>
@@ -610,26 +451,10 @@
           </w:tcPr>
           <w:p>
             <w:r>
-              <w:t xml:space="preserve">{% for suspect in suspects </w:t>
-            </w:r>
-            <w:proofErr w:type="gramStart"/>
-            <w:r>
-              <w:t>%}</w:t>
+              <w:t>{% for suspect in suspects %}</w:t>
             </w:r>
             <w:r>
-              <w:t xml:space="preserve">{{ </w:t>
-            </w:r>
-            <w:proofErr w:type="spellStart"/>
-            <w:r>
-              <w:t>loop</w:t>
-            </w:r>
-            <w:proofErr w:type="gramEnd"/>
-            <w:r>
-              <w:t>.index</w:t>
-            </w:r>
-            <w:proofErr w:type="spellEnd"/>
-            <w:r>
-              <w:t xml:space="preserve"> }}</w:t>
+              <w:t>{{ loop.index }}</w:t>
             </w:r>
           </w:p>
         </w:tc>
@@ -638,13 +463,14 @@
             <w:tcW w:w="1040" w:type="dxa"/>
           </w:tcPr>
           <w:p>
-            <w:proofErr w:type="gramStart"/>
             <w:r>
-              <w:t>{{ suspect.name</w:t>
+              <w:t>{{ suspect.</w:t>
             </w:r>
-            <w:proofErr w:type="gramEnd"/>
             <w:r>
-              <w:t xml:space="preserve"> }}</w:t>
+              <w:t>full_</w:t>
+            </w:r>
+            <w:r>
+              <w:t>name }}</w:t>
             </w:r>
           </w:p>
         </w:tc>
@@ -653,21 +479,8 @@
             <w:tcW w:w="988" w:type="dxa"/>
           </w:tcPr>
           <w:p>
-            <w:proofErr w:type="gramStart"/>
             <w:r>
-              <w:t xml:space="preserve">{{ </w:t>
-            </w:r>
-            <w:proofErr w:type="spellStart"/>
-            <w:r>
-              <w:t>suspect</w:t>
-            </w:r>
-            <w:proofErr w:type="gramEnd"/>
-            <w:r>
-              <w:t>.alias</w:t>
-            </w:r>
-            <w:proofErr w:type="spellEnd"/>
-            <w:r>
-              <w:t xml:space="preserve"> }}</w:t>
+              <w:t>{{ suspect.alias }}</w:t>
             </w:r>
           </w:p>
         </w:tc>
@@ -676,18 +489,8 @@
             <w:tcW w:w="920" w:type="dxa"/>
           </w:tcPr>
           <w:p>
-            <w:proofErr w:type="gramStart"/>
             <w:r>
-              <w:t xml:space="preserve">{{ </w:t>
-            </w:r>
-            <w:proofErr w:type="spellStart"/>
-            <w:r>
-              <w:t>suspect.age</w:t>
-            </w:r>
-            <w:proofErr w:type="spellEnd"/>
-            <w:proofErr w:type="gramEnd"/>
-            <w:r>
-              <w:t xml:space="preserve"> }}</w:t>
+              <w:t>{{ suspect.age }}</w:t>
             </w:r>
           </w:p>
         </w:tc>
@@ -696,21 +499,8 @@
             <w:tcW w:w="1125" w:type="dxa"/>
           </w:tcPr>
           <w:p>
-            <w:proofErr w:type="gramStart"/>
             <w:r>
-              <w:t xml:space="preserve">{{ </w:t>
-            </w:r>
-            <w:proofErr w:type="spellStart"/>
-            <w:r>
-              <w:t>suspect</w:t>
-            </w:r>
-            <w:proofErr w:type="gramEnd"/>
-            <w:r>
-              <w:t>.gender</w:t>
-            </w:r>
-            <w:proofErr w:type="spellEnd"/>
-            <w:r>
-              <w:t xml:space="preserve"> }}</w:t>
+              <w:t>{{ suspect.gender }}</w:t>
             </w:r>
           </w:p>
         </w:tc>
@@ -719,21 +509,8 @@
             <w:tcW w:w="1654" w:type="dxa"/>
           </w:tcPr>
           <w:p>
-            <w:proofErr w:type="gramStart"/>
             <w:r>
-              <w:t xml:space="preserve">{{ </w:t>
-            </w:r>
-            <w:proofErr w:type="spellStart"/>
-            <w:r>
-              <w:t>suspect</w:t>
-            </w:r>
-            <w:proofErr w:type="gramEnd"/>
-            <w:r>
-              <w:t>.arrest_datetime</w:t>
-            </w:r>
-            <w:proofErr w:type="spellEnd"/>
-            <w:r>
-              <w:t xml:space="preserve"> }}</w:t>
+              <w:t>{{ suspect.arrest_datetime }}</w:t>
             </w:r>
           </w:p>
         </w:tc>
@@ -742,21 +519,8 @@
             <w:tcW w:w="1612" w:type="dxa"/>
           </w:tcPr>
           <w:p>
-            <w:proofErr w:type="gramStart"/>
             <w:r>
-              <w:t xml:space="preserve">{{ </w:t>
-            </w:r>
-            <w:proofErr w:type="spellStart"/>
-            <w:r>
-              <w:t>suspect</w:t>
-            </w:r>
-            <w:proofErr w:type="gramEnd"/>
-            <w:r>
-              <w:t>.custody_status</w:t>
-            </w:r>
-            <w:proofErr w:type="spellEnd"/>
-            <w:r>
-              <w:t xml:space="preserve"> }}</w:t>
+              <w:t>{{ suspect.custody_status }}</w:t>
             </w:r>
           </w:p>
         </w:tc>
@@ -765,21 +529,8 @@
             <w:tcW w:w="1979" w:type="dxa"/>
           </w:tcPr>
           <w:p>
-            <w:proofErr w:type="gramStart"/>
             <w:r>
-              <w:t xml:space="preserve">{{ </w:t>
-            </w:r>
-            <w:proofErr w:type="spellStart"/>
-            <w:r>
-              <w:t>suspect</w:t>
-            </w:r>
-            <w:proofErr w:type="gramEnd"/>
-            <w:r>
-              <w:t>.identification_marks</w:t>
-            </w:r>
-            <w:proofErr w:type="spellEnd"/>
-            <w:r>
-              <w:t xml:space="preserve"> }}</w:t>
+              <w:t>{{ suspect.identification_marks }}</w:t>
             </w:r>
           </w:p>
         </w:tc>
@@ -791,15 +542,7 @@
           </w:tcPr>
           <w:p>
             <w:r>
-              <w:t xml:space="preserve">{% </w:t>
-            </w:r>
-            <w:proofErr w:type="spellStart"/>
-            <w:r>
-              <w:t>endfor</w:t>
-            </w:r>
-            <w:proofErr w:type="spellEnd"/>
-            <w:r>
-              <w:t xml:space="preserve"> %}</w:t>
+              <w:t>{% endfor %}</w:t>
             </w:r>
           </w:p>
         </w:tc>
@@ -900,6 +643,7 @@
         <w:pStyle w:val="ListBullet"/>
       </w:pPr>
       <w:r>
+        <w:lastRenderedPageBreak/>
         <w:t>Any other investigation required.</w:t>
       </w:r>
     </w:p>
@@ -908,7 +652,6 @@
         <w:pStyle w:val="Heading2"/>
       </w:pPr>
       <w:r>
-        <w:lastRenderedPageBreak/>
         <w:t>Applicable Legal Sections</w:t>
       </w:r>
     </w:p>
@@ -962,34 +705,10 @@
           </w:tcPr>
           <w:p>
             <w:r>
-              <w:t xml:space="preserve">{% for section in </w:t>
-            </w:r>
-            <w:proofErr w:type="spellStart"/>
-            <w:r>
-              <w:t>legal_sections</w:t>
-            </w:r>
-            <w:proofErr w:type="spellEnd"/>
-            <w:r>
-              <w:t xml:space="preserve"> </w:t>
-            </w:r>
-            <w:proofErr w:type="gramStart"/>
-            <w:r>
-              <w:t>%}</w:t>
+              <w:t>{% for section in legal_sections %}</w:t>
             </w:r>
             <w:r>
-              <w:t xml:space="preserve">{{ </w:t>
-            </w:r>
-            <w:proofErr w:type="spellStart"/>
-            <w:r>
-              <w:t>section.act</w:t>
-            </w:r>
-            <w:proofErr w:type="gramEnd"/>
-            <w:r>
-              <w:t>_code</w:t>
-            </w:r>
-            <w:proofErr w:type="spellEnd"/>
-            <w:r>
-              <w:t xml:space="preserve"> }}</w:t>
+              <w:t>{{ section.act_code }}</w:t>
             </w:r>
           </w:p>
         </w:tc>
@@ -998,21 +717,8 @@
             <w:tcW w:w="3324" w:type="dxa"/>
           </w:tcPr>
           <w:p>
-            <w:proofErr w:type="gramStart"/>
             <w:r>
-              <w:t xml:space="preserve">{{ </w:t>
-            </w:r>
-            <w:proofErr w:type="spellStart"/>
-            <w:r>
-              <w:t>section</w:t>
-            </w:r>
-            <w:proofErr w:type="gramEnd"/>
-            <w:r>
-              <w:t>.section_number</w:t>
-            </w:r>
-            <w:proofErr w:type="spellEnd"/>
-            <w:r>
-              <w:t xml:space="preserve"> }}</w:t>
+              <w:t>{{ section.section_number }}</w:t>
             </w:r>
           </w:p>
         </w:tc>
@@ -1021,29 +727,8 @@
             <w:tcW w:w="3324" w:type="dxa"/>
           </w:tcPr>
           <w:p>
-            <w:proofErr w:type="gramStart"/>
             <w:r>
-              <w:t xml:space="preserve">{{ </w:t>
-            </w:r>
-            <w:proofErr w:type="spellStart"/>
-            <w:r>
-              <w:t>section</w:t>
-            </w:r>
-            <w:proofErr w:type="gramEnd"/>
-            <w:r>
-              <w:t>.</w:t>
-            </w:r>
-            <w:proofErr w:type="gramStart"/>
-            <w:r>
-              <w:t>title</w:t>
-            </w:r>
-            <w:proofErr w:type="spellEnd"/>
-            <w:r>
-              <w:t xml:space="preserve"> }</w:t>
-            </w:r>
-            <w:proofErr w:type="gramEnd"/>
-            <w:r>
-              <w:t>}</w:t>
+              <w:t>{{ section.title }}</w:t>
             </w:r>
           </w:p>
           <w:p/>
@@ -1056,15 +741,7 @@
           </w:tcPr>
           <w:p>
             <w:r>
-              <w:t xml:space="preserve">{% </w:t>
-            </w:r>
-            <w:proofErr w:type="spellStart"/>
-            <w:r>
-              <w:t>endfor</w:t>
-            </w:r>
-            <w:proofErr w:type="spellEnd"/>
-            <w:r>
-              <w:t xml:space="preserve"> %}</w:t>
+              <w:t>{% endfor %}</w:t>
             </w:r>
           </w:p>
         </w:tc>
@@ -1134,55 +811,15 @@
           </w:tcPr>
           <w:p>
             <w:r>
-              <w:t xml:space="preserve">Name: </w:t>
-            </w:r>
-            <w:proofErr w:type="gramStart"/>
-            <w:r>
-              <w:t>{{ officer.name</w:t>
-            </w:r>
-            <w:proofErr w:type="gramEnd"/>
-            <w:r>
-              <w:t xml:space="preserve"> }}</w:t>
+              <w:t>Name: {{ officer.name }}</w:t>
             </w:r>
             <w:r>
               <w:br/>
-              <w:t xml:space="preserve">Rank: </w:t>
-            </w:r>
-            <w:proofErr w:type="gramStart"/>
-            <w:r>
-              <w:t xml:space="preserve">{{ </w:t>
-            </w:r>
-            <w:proofErr w:type="spellStart"/>
-            <w:r>
-              <w:t>officer</w:t>
-            </w:r>
-            <w:proofErr w:type="gramEnd"/>
-            <w:r>
-              <w:t>.rank</w:t>
-            </w:r>
-            <w:proofErr w:type="spellEnd"/>
-            <w:r>
-              <w:t xml:space="preserve"> }}</w:t>
+              <w:t>Rank: {{ officer.rank }}</w:t>
             </w:r>
             <w:r>
               <w:br/>
-              <w:t xml:space="preserve">Buckle No.: </w:t>
-            </w:r>
-            <w:proofErr w:type="gramStart"/>
-            <w:r>
-              <w:t xml:space="preserve">{{ </w:t>
-            </w:r>
-            <w:proofErr w:type="spellStart"/>
-            <w:r>
-              <w:t>officer</w:t>
-            </w:r>
-            <w:proofErr w:type="gramEnd"/>
-            <w:r>
-              <w:t>.badge_number</w:t>
-            </w:r>
-            <w:proofErr w:type="spellEnd"/>
-            <w:r>
-              <w:t xml:space="preserve"> }}</w:t>
+              <w:t>Buckle No.: {{ officer.badge_number }}</w:t>
             </w:r>
             <w:r>
               <w:br/>
